--- a/중국어_대화문/3부_docx/3부_12화_물이_빠진_뒤.docx
+++ b/중국어_대화문/3부_docx/3부_12화_물이_빠진_뒤.docx
@@ -29,7 +29,7 @@
         <w:t>배경:</w:t>
       </w:r>
       <w:r>
-        <w:t xml:space="preserve"> 2016년 8월 2일(화)부터 8월 20일(토)까지. 7월 중순의 폭우와 판결 대기의 밤이 지나고, 省 高级人民法院은 가처분(행위보전) 신청을 일부 인용한다. 龙潭水库의 시험 저수는 현 수위에서 90일간 보류되고, 水投와 이주민 대표는 보상 재산정 협상에 들어간다. 협의서의 효력 정지 신청은 본안으로 넘어가 기각된다. 이긴 것도 진 것도 아닌 '물이 빠진 뒤'의 한 달이다. 明灯센터 앞에는 일곱 개 현에서 온 새 줄이 서고, 맞은편 자리에 앉았던 高明哲은 중립의 말을 남기고, 찻상에는 严老汉이 맡겨 둔 낚시 추 하나가 놓여 있다. 3부의 끝.</w:t>
+        <w:t xml:space="preserve"> 2016년 8월 2일(화)부터 8월 20일(토)까지. 7월 중순의 폭우와 판결 대기의 밤이 지나고, 省 高级人民法院은 가처분(행위보전) 신청을 일부 인용한다. 龙潭水库의 시험 저수는 현 수위에서 90일간 보류되고, 水投와 이주민 대표는 보상 재산정 협상에 들어간다. 협의서의 효력 정지 신청은 본안으로 넘어가 기각된다. 이긴 것도 진 것도 아닌 '물이 빠진 뒤'의 한 달이다. 明灯센터 앞에는 일곱 개 현에서 온 새 줄이 서고, 맞은편 자리에 앉았던 高明哲은 거짓말도 지연도 하지 않겠다는 말을 남기고, 찻상에는 严老汉이 맡겨 둔 낚시 추 하나가 놓여 있다. 3부의 끝.</w:t>
       </w:r>
     </w:p>
     <w:p>
@@ -113,7 +113,7 @@
         <w:t>李雨彤:</w:t>
       </w:r>
       <w:r>
-        <w:t xml:space="preserve"> 那些条款还在。四万人里，有一半签过字的，签了字，就不能告了。</w:t>
+        <w:t xml:space="preserve"> 那些条款还在。四万人里有一半签过字，签了就不能告了。</w:t>
       </w:r>
     </w:p>
     <w:p>
@@ -146,7 +146,7 @@
         <w:t>沈知远:</w:t>
       </w:r>
       <w:r>
-        <w:t xml:space="preserve"> 不是替她解释。我是替咱们解释。(顿了顿) 苏敏，水位停住了。这个字，今天读出来，比三个月前读出来，重得多。</w:t>
+        <w:t xml:space="preserve"> 不是替她解释。我是替咱们解释。(顿了顿) 苏敏，水位停住了。“停住”这两个字，今天读出来，比三个月前读出来，重得多。</w:t>
       </w:r>
     </w:p>
     <w:p>
@@ -173,7 +173,7 @@
     </w:p>
     <w:p>
       <w:r>
-        <w:t>(李雨彤端起暖水瓶，往三只杯子里倒水。一只缺口在左，一只缺口在右，还有一只白杯，边上今天也有了一道细细的、不仔细看看不出来的磕痕。)</w:t>
+        <w:t>(李雨彤端起暖水瓶，往三只杯子里倒水。一只缺口在左，一只缺口在右，还有一只白杯，边上今天也有了一道细细的、不仔细看就看不出来的磕痕。)</w:t>
       </w:r>
     </w:p>
     <w:p>
@@ -268,7 +268,7 @@
         <w:t>雷长根:</w:t>
       </w:r>
       <w:r>
-        <w:t xml:space="preserve"> 小李同学，我是清河县的，雾溪村。我也想问——我那份协议，签的是去年腊月，你们看，还管用吗？</w:t>
+        <w:t xml:space="preserve"> 李姑娘，我是清河县的，雾溪村。我也想问——我那份协议，签的是去年腊月，你们看，还管用吗？</w:t>
       </w:r>
     </w:p>
     <w:p>
@@ -339,7 +339,7 @@
         <w:t>马婶:</w:t>
       </w:r>
       <w:r>
-        <w:t xml:space="preserve"> 我这几天，生意好了一倍。你们这个队，是我的生意队。我不收钱，是我不好意思。</w:t>
+        <w:t xml:space="preserve"> 我这几天，生意好了一倍。你们这个队，是我的生意队。我不收钱，是我自己过意不去。</w:t>
       </w:r>
     </w:p>
     <w:p>
@@ -505,7 +505,7 @@
         <w:t>高明哲:</w:t>
       </w:r>
       <w:r>
-        <w:t xml:space="preserve"> 我说了，不谈案子。可是有几句话，我不说，憋着。(两只手握着杯子) 庭审那天，庄法官问我：“被申请人是否清楚，协议书上有一条，是有人没读懂就签了的？”我说，不清楚。(抬起头) 那天晚上，我回家，把那二十几种协议书又从头到尾读了一遍。</w:t>
+        <w:t xml:space="preserve"> 我说了，不谈案子。可是有几句话，我不说，憋着。(两只手握着杯子) 庭审那天，庄法官问我：“被申请人是否清楚，有人没读懂协议书就签了字？”我说，不清楚。(抬起头) 那天晚上，我回家，把那二十几种协议书又从头到尾读了一遍。</w:t>
       </w:r>
     </w:p>
     <w:p>
@@ -660,7 +660,7 @@
         <w:t>贺立诚:</w:t>
       </w:r>
       <w:r>
-        <w:t xml:space="preserve"> 各位，请坐，请坐。(在桌首坐下，转了一下保温杯) 我先说一句不在稿子里的话。九十天，是法院给的，也是给我们大家的。九十天后，不管结果怎样，水，都要回到“能说话”的位置上来。</w:t>
+        <w:t xml:space="preserve"> 各位，请坐，请坐。(在桌首坐下，转了一下保温杯) 我先说一句不在稿子里的话。九十天，是法院给的，也是给我们大家的。九十天后，不管结果怎样，这件事都要回到“能坐下来说话”的位置上。</w:t>
       </w:r>
     </w:p>
     <w:p>
@@ -813,7 +813,7 @@
         <w:t>贺立诚:</w:t>
       </w:r>
       <w:r>
-        <w:t xml:space="preserve"> 你们……是不是有人跟我提过，柯庭岳书记，他说，北原省有一个小小的法律援助中心，里面的人，都爱先倒茶，再讲道理？</w:t>
+        <w:t xml:space="preserve"> 你们……是不是有人跟我提过？柯庭岳书记说，北原省有一个小小的法律援助中心，里面的人都爱先倒茶，再讲道理。</w:t>
       </w:r>
     </w:p>
     <w:p>
@@ -914,7 +914,7 @@
         <w:t>苏敏:</w:t>
       </w:r>
       <w:r>
-        <w:t xml:space="preserve"> 您还没有退休的时候，是修船的？</w:t>
+        <w:t xml:space="preserve"> 您退休以前，是修船的？</w:t>
       </w:r>
     </w:p>
     <w:p>
@@ -996,7 +996,7 @@
         <w:t>苏敏:</w:t>
       </w:r>
       <w:r>
-        <w:t xml:space="preserve"> (蹲下来，和他平视) 严师傅，不贪心。您怕的，是我们怕的。</w:t>
+        <w:t xml:space="preserve"> (蹲下来，和他平视) 严师傅，不贪心。您怕的，也是我们怕的。</w:t>
       </w:r>
     </w:p>
     <w:p>
@@ -1029,7 +1029,7 @@
         <w:t>严老汉:</w:t>
       </w:r>
       <w:r>
-        <w:t xml:space="preserve"> (指着泥滩上露出的一截旧锚链，上面全是锈) 我看见了，我们一直在这个河上，过了多少年，却从来没人问过我们，愿不愿意走。</w:t>
+        <w:t xml:space="preserve"> (指着泥滩上露出的一截旧锚链，上面全是锈) 我看见，我们在这条河上过了这么多年，却从来没人问过我们，愿不愿意走。</w:t>
       </w:r>
     </w:p>
     <w:p>
@@ -1410,7 +1410,7 @@
         <w:t>严老汉:</w:t>
       </w:r>
       <w:r>
-        <w:t xml:space="preserve"> 钓坠。钓鱼的时候，挂在线上，往水里沉的那一个。(伸出手指，碰了碰它) 这是我爹打的。一九八七年大水，他那条船被冲走之前，用这个，钓上来过最后一尾鱼。</w:t>
+        <w:t xml:space="preserve"> 铅坠。钓鱼的时候，挂在线上，往水里沉的那一个。(伸出手指，碰了碰它) 这是我爹打的。一九八七年大水，他那条船被冲走之前，用这个，钓上来过最后一尾鱼。</w:t>
       </w:r>
     </w:p>
     <w:p>
@@ -1454,12 +1454,12 @@
         <w:t>严老汉:</w:t>
       </w:r>
       <w:r>
-        <w:t xml:space="preserve"> 放到这件事完了。完了以后，要是，水还在，村还在，我再来拿。要是，村没了——(顿了顿) 就放在这儿吧。你们这里，有灯。我爹那个钓坠，一辈子，没人给它点过灯。</w:t>
+        <w:t xml:space="preserve"> 放到这件事完了。完了以后，要是，水还在，村还在，我再来拿。要是，村没了——(顿了顿) 就放在这儿吧。你们这里，有灯。我爹那个铅坠，一辈子，没人给它点过灯。</w:t>
       </w:r>
     </w:p>
     <w:p>
       <w:r>
-        <w:t>(没有人说话。李雨彤在门边，偷偷擦了擦眼睛。沈知远伸出手，把那只钓坠，轻轻地，往杯子旁边，挪了一指的距离，让它和杯沿不碰到一起。)</w:t>
+        <w:t>(没有人说话。李雨彤在门边，偷偷擦了擦眼睛。沈知远伸出手，把那只铅坠，轻轻地，往杯子旁边，挪了一指的距离，让它和杯沿不碰到一起。)</w:t>
       </w:r>
     </w:p>
     <w:p>
@@ -1664,7 +1664,7 @@
         <w:t>秦小川:</w:t>
       </w:r>
       <w:r>
-        <w:t xml:space="preserve"> (没有进去，在门口鞠了一躬) 我叫秦小川，北原政法学院去年毕业的，雨彤学姐是我师姐。我通过了法律职业资格考试。(声音有点发抖) 我想问，你们这里，招不招，新律师？</w:t>
+        <w:t xml:space="preserve"> (没有进去，在门口鞠了一躬) 我叫秦小川，北原政法学院去年毕业的，雨彤是我的学妹。我通过了法律职业资格考试。(声音有点发抖) 我想问，你们这里，招不招，新律师？</w:t>
       </w:r>
     </w:p>
     <w:p>
@@ -1758,7 +1758,7 @@
     </w:p>
     <w:p>
       <w:r>
-        <w:t>(晚上十点。人都散了，只剩苏敏和沈知远。茶桌上，三只杯子，一只新杯子，一个旧钓坠，一份贺立诚托人送来的协商日程表。座机忽然响了。沈知远接起来。)</w:t>
+        <w:t>(晚上十点。人都散了，只剩苏敏和沈知远。茶桌上，三只杯子，一只新杯子，一个旧铅坠，一份贺立诚托人送来的协商日程表。座机忽然响了。沈知远接起来。)</w:t>
       </w:r>
     </w:p>
     <w:p>
@@ -1943,7 +1943,7 @@
     </w:p>
     <w:p>
       <w:r>
-        <w:t>(挂了电话。桌上的钓坠，在灯影里，发着很淡的光。窗外，远处的水库方向，隐约有一道闷雷，却没有雨。)</w:t>
+        <w:t>(挂了电话。桌上的铅坠，在灯影里，发着很淡的光。窗外，远处的水库方向，隐约有一道闷雷，却没有雨。)</w:t>
       </w:r>
     </w:p>
     <w:p>
@@ -2005,7 +2005,7 @@
     </w:p>
     <w:p>
       <w:r>
-        <w:t>«不甘心» — 한국어 해설: "억울하다, 분이 안 풀리다 / 단념이 안 되다". 결과가 마음에 차지 않아 포기하지 못하는 심정을 뜻한다. 苏敏이 반만 인용된 결정에 대해 梅若兰에게 털어놓고(장면 6), 梅若兰이 "不甘心은 다음 사건의 등잔 기름"이라고 받는다.</w:t>
+        <w:t>«不甘心» — 한국어 해설: "억울하다, 분이 안 풀리다 / 단념이 안 되다". 결과가 마음에 차지 않아 포기하지 못하는 심정을 뜻한다. 苏敏이 반만 받아들여진 결정에 대해 梅若兰에게 털어놓고(장면 6), 梅若兰이 "不甘心은 다음 사건의 등잔 기름"이라고 받는다.</w:t>
       </w:r>
     </w:p>
     <w:p>

--- a/중국어_대화문/3부_docx/3부_12화_물이_빠진_뒤.docx
+++ b/중국어_대화문/3부_docx/3부_12화_물이_빠진_뒤.docx
@@ -18,7 +18,7 @@
         <w:t>등장인물:</w:t>
       </w:r>
       <w:r>
-        <w:t xml:space="preserve"> 쑤민 苏敏(30세, 明灯法律援助中心 변호사) / 선즈위안 沈知远(29세, 같은 센터 변호사) / 리위퉁 李雨彤(22세, 6월 졸업, 센터 정식 직원) / 옌 노인 严老汉 严海生(65세, 龙潭 상류 柳坪乡 이주민 대표, 전직 어부·선박 수리공) / 가오밍저 高明哲(29세, 北原正衡律师事务所 변호사, 水投 측 대리인) / 허 부청장 贺立诚(54세, 省水利厅 副厅长) / 좡 판사 庄静(46세, 省 高级人民法院 民事庭 부장판사) / 커팅웨 柯庭岳(52세, 长川市委政法委书记) / 메이뤄란 梅若兰(60대 후반, 센터 고문) / 거창린 葛长林(72세, 시계 수리공) / 두젠핑 杜建平(44세, 槐荫派出所 社区民警) / 탕쉐 唐雪(27세, 雾溪村 교사) / 스샤오야 石小芽(9세) / 레이창건 雷长根(雾溪村 주민) / 친샤오촨 秦小川(24세, 北原政法学院 졸업생, 센터 첫 지원 변호사) / 중 사장 钟老板(건물주) / 마 아주머니 马婶(油条 노점) / 선궈칭 沈国庆(전화)</w:t>
+        <w:t xml:space="preserve"> 쑤민 苏敏(30세, 明灯法律援助中心 변호사) / 선즈위안 沈知远(29세, 같은 센터 변호사) / 리위퉁 李雨彤(22세, 6월 졸업, 센터 정식 직원) / 옌 노인 严老汉 严海生(65세, 龙潭 상류 柳坪乡 이주민 대표, 전직 어부·선박 수리공) / 가오밍저 高明哲(29세, 北原正衡律师事务所 변호사, 水投 측 대리인) / 허 부청장 贺立诚(54세, 省水利厅 副厅长) / 좡 판사 庄静(46세, 省 高级人民法院 民事庭 부장판사) / 커팅웨 柯庭岳(52세, 长川市委政法委书记) / 메이뤄란 梅若兰(60대 후반, 센터 고문) / 거창린 葛长林(72세, 시계 수리공) / 두젠핑 杜建平(44세, 槐荫派出所 社区民警) / 탕쉐 唐雪(27세, 雾溪村 교사) / 스샤오야 石小芽(9세) / 레이창건 雷长根(雾溪村 주민) / 친샤오촨 秦小川(24세, 北原政法学院 졸업생, 센터 첫 지원 변호사) / 중 사장 钟老板(건물주) / 마 아주머니 马婶(油条 노점)</w:t>
       </w:r>
     </w:p>
     <w:p>
@@ -113,7 +113,7 @@
         <w:t>李雨彤:</w:t>
       </w:r>
       <w:r>
-        <w:t xml:space="preserve"> 那些条款还在。四万人里有一半签过字，签了就不能告了。</w:t>
+        <w:t xml:space="preserve"> 那些条款还在。四万人里大半都签过字，签了就不能告了。</w:t>
       </w:r>
     </w:p>
     <w:p>
@@ -505,7 +505,7 @@
         <w:t>高明哲:</w:t>
       </w:r>
       <w:r>
-        <w:t xml:space="preserve"> 我说了，不谈案子。可是有几句话，我不说，憋着。(两只手握着杯子) 庭审那天，庄法官问我：“被申请人是否清楚，有人没读懂协议书就签了字？”我说，不清楚。(抬起头) 那天晚上，我回家，把那二十几种协议书又从头到尾读了一遍。</w:t>
+        <w:t xml:space="preserve"> 我说了，不谈案子。可是有几句话，我不说，憋着。(两只手握着杯子) 庭审那天，你问我，协议当天有没有人给雷长根宣读过“放弃诉权”那一条。我说，没有记录。(抬起头) 那天晚上，我回家，把那二十几种协议书又从头到尾读了一遍。</w:t>
       </w:r>
     </w:p>
     <w:p>
@@ -1124,7 +1124,7 @@
         <w:t>苏敏:</w:t>
       </w:r>
       <w:r>
-        <w:t xml:space="preserve"> (抬起头，眼圈有点红) 梅老师，我不甘心。庄法官说“属实体问题，留待审理”，四万人里一半签过字的，还背着那条违约金。我们赢了水位，输了那一页。</w:t>
+        <w:t xml:space="preserve"> (抬起头，眼圈有点红) 梅老师，我不甘心。庄法官说“属实体问题，留待审理”，四万人里大半签过字的，还背着那条违约金。我们赢了水位，输了那一页。</w:t>
       </w:r>
     </w:p>
     <w:p>
